--- a/documentation/Курсовая petDiary.docx
+++ b/documentation/Курсовая petDiary.docx
@@ -3718,16 +3718,7 @@
           <w:szCs w:val="28"/>
           <w:lang w:eastAsia="ru-RU"/>
         </w:rPr>
-        <w:t>) — это программный интерфейс приложений, набор инструкций, который позволяет разным приложениям общаться между собой</w:t>
-      </w:r>
-      <w:r>
-        <w:rPr>
-          <w:rFonts w:ascii="Times New Roman" w:eastAsiaTheme="minorEastAsia" w:hAnsi="Times New Roman" w:cs="Times New Roman"/>
-          <w:sz w:val="28"/>
-          <w:szCs w:val="28"/>
-          <w:lang w:eastAsia="ru-RU"/>
-        </w:rPr>
-        <w:t xml:space="preserve"> [</w:t>
+        <w:t>) — это программный интерфейс приложений, набор инструкций, который позволяет разным приложениям общаться между собой [</w:t>
       </w:r>
       <w:r>
         <w:rPr>
@@ -4636,23 +4627,11 @@
         <w:t>М</w:t>
       </w:r>
       <w:r>
-        <w:t>ожно выделить несколько недостатков приложения: в нем отсутствует работа без интернета (</w:t>
-      </w:r>
-      <w:r>
-        <w:t>все данные синхронизируются с облачным сервером</w:t>
-      </w:r>
-      <w:r>
-        <w:t>), в приложение н</w:t>
-      </w:r>
-      <w:r>
-        <w:t xml:space="preserve">е интегрирована картографическая служба — пользователь не может найти ближайшую ветклинику или зоомагазин прямо из интерфейса </w:t>
+        <w:t xml:space="preserve">ожно выделить несколько недостатков приложения: в нем отсутствует работа без интернета (все данные синхронизируются с облачным сервером), в приложение не интегрирована картографическая служба — пользователь не может найти ближайшую ветклинику или зоомагазин прямо из интерфейса </w:t>
       </w:r>
       <w:r>
         <w:lastRenderedPageBreak/>
-        <w:t>приложения</w:t>
-      </w:r>
-      <w:r>
-        <w:t xml:space="preserve">, </w:t>
+        <w:t xml:space="preserve">приложения, </w:t>
       </w:r>
       <w:r>
         <w:t xml:space="preserve">а также </w:t>
@@ -4868,9 +4847,6 @@
     <w:p>
       <w:pPr>
         <w:pStyle w:val="12"/>
-        <w:rPr>
-          <w:lang w:val="en-US"/>
-        </w:rPr>
       </w:pPr>
       <w:r>
         <w:t>Приложение «</w:t>
@@ -4900,10 +4876,7 @@
       </w:r>
       <w:proofErr w:type="spellEnd"/>
       <w:r>
-        <w:t>.</w:t>
-      </w:r>
-      <w:r>
-        <w:t xml:space="preserve"> </w:t>
+        <w:t xml:space="preserve">. </w:t>
       </w:r>
     </w:p>
     <w:p>
@@ -5848,10 +5821,7 @@
         <w:t xml:space="preserve"> </w:t>
       </w:r>
       <w:r>
-        <w:t>[4]</w:t>
-      </w:r>
-      <w:r>
-        <w:t>.</w:t>
+        <w:t>[4].</w:t>
       </w:r>
     </w:p>
     <w:p>
@@ -6155,13 +6125,7 @@
         <w:rPr>
           <w:rFonts w:eastAsia="Calibri"/>
         </w:rPr>
-        <w:t>Неф</w:t>
-      </w:r>
-      <w:r>
-        <w:rPr>
-          <w:rFonts w:eastAsia="Calibri"/>
-        </w:rPr>
-        <w:t>ункциональные требования</w:t>
+        <w:t>Нефункциональные требования</w:t>
       </w:r>
       <w:bookmarkEnd w:id="19"/>
     </w:p>
@@ -6665,10 +6629,7 @@
       </w:r>
       <w:proofErr w:type="spellEnd"/>
       <w:r>
-        <w:t>-приложения, передачу информации на обработку слою сервисов приложения и возврат соответствующего ответа пользователю в формате JSON. В разработанной системе реализованы три основных контроллера:</w:t>
-      </w:r>
-      <w:r>
-        <w:t xml:space="preserve"> </w:t>
+        <w:t xml:space="preserve">-приложения, передачу информации на обработку слою сервисов приложения и возврат соответствующего ответа пользователю в формате JSON. В разработанной системе реализованы три основных контроллера: </w:t>
       </w:r>
       <w:proofErr w:type="spellStart"/>
       <w:r>
@@ -6676,10 +6637,7 @@
       </w:r>
       <w:proofErr w:type="spellEnd"/>
       <w:r>
-        <w:t xml:space="preserve"> (</w:t>
-      </w:r>
-      <w:r>
-        <w:t>обрабатывает запросы аутентификации и регистрации по пути /</w:t>
+        <w:t xml:space="preserve"> (обрабатывает запросы аутентификации и регистрации по пути /</w:t>
       </w:r>
       <w:proofErr w:type="spellStart"/>
       <w:r>
@@ -6703,10 +6661,7 @@
       </w:r>
       <w:proofErr w:type="spellEnd"/>
       <w:r>
-        <w:t xml:space="preserve"> (</w:t>
-      </w:r>
-      <w:r>
-        <w:t>управляет запросами профиля питомца по пути /</w:t>
+        <w:t xml:space="preserve"> (управляет запросами профиля питомца по пути /</w:t>
       </w:r>
       <w:proofErr w:type="spellStart"/>
       <w:r>
@@ -6730,10 +6685,7 @@
       </w:r>
       <w:proofErr w:type="spellEnd"/>
       <w:r>
-        <w:t xml:space="preserve"> (</w:t>
-      </w:r>
-      <w:r>
-        <w:t>обрабатывает запросы событий календаря по пути /</w:t>
+        <w:t xml:space="preserve"> (обрабатывает запросы событий календаря по пути /</w:t>
       </w:r>
       <w:proofErr w:type="spellStart"/>
       <w:r>
@@ -6768,19 +6720,7 @@
         <w:pStyle w:val="12"/>
       </w:pPr>
       <w:r>
-        <w:t xml:space="preserve">Сервисы </w:t>
-      </w:r>
-      <w:r>
-        <w:t>представляют собой всю бизнес-логику приложения. Здесь происходит обработка данных, валидация запросов, использование уровня репозиториев для доступа к базе данных, а также генерация JWT-токенов и работа с системой уведомлений</w:t>
-      </w:r>
-      <w:r>
-        <w:t xml:space="preserve">. </w:t>
-      </w:r>
-      <w:r>
-        <w:t>В системе реализованы следующие сервисы:</w:t>
-      </w:r>
-      <w:r>
-        <w:t xml:space="preserve"> </w:t>
+        <w:t xml:space="preserve">Сервисы представляют собой всю бизнес-логику приложения. Здесь происходит обработка данных, валидация запросов, использование уровня репозиториев для доступа к базе данных, а также генерация JWT-токенов и работа с системой уведомлений. В системе реализованы следующие сервисы: </w:t>
       </w:r>
       <w:proofErr w:type="spellStart"/>
       <w:r>
@@ -6804,13 +6744,7 @@
       </w:r>
       <w:proofErr w:type="spellEnd"/>
       <w:r>
-        <w:t xml:space="preserve"> </w:t>
-      </w:r>
-      <w:r>
-        <w:t>(</w:t>
-      </w:r>
-      <w:r>
-        <w:t xml:space="preserve">генерирует и валидирует JSON Web </w:t>
+        <w:t xml:space="preserve"> (генерирует и валидирует JSON Web </w:t>
       </w:r>
       <w:proofErr w:type="spellStart"/>
       <w:r>
@@ -6818,10 +6752,7 @@
       </w:r>
       <w:proofErr w:type="spellEnd"/>
       <w:r>
-        <w:t xml:space="preserve"> для аутентификации</w:t>
-      </w:r>
-      <w:r>
-        <w:t>).</w:t>
+        <w:t xml:space="preserve"> для аутентификации).</w:t>
       </w:r>
     </w:p>
     <w:p>
@@ -6856,10 +6787,7 @@
       </w:r>
       <w:proofErr w:type="spellEnd"/>
       <w:r>
-        <w:t xml:space="preserve"> и Event. Репозитории предоставляют методы для выполнения CRUD-операций и сложных запросов</w:t>
-      </w:r>
-      <w:r>
-        <w:t xml:space="preserve">. </w:t>
+        <w:t xml:space="preserve"> и Event. Репозитории предоставляют методы для выполнения CRUD-операций и сложных запросов. </w:t>
       </w:r>
     </w:p>
     <w:p>
@@ -6911,10 +6839,7 @@
       </w:r>
       <w:r>
         <w:lastRenderedPageBreak/>
-        <w:t>позволяет избежать избыточности данных и аномалий при их обновлении</w:t>
-      </w:r>
-      <w:r>
-        <w:t>.</w:t>
+        <w:t>позволяет избежать избыточности данных и аномалий при их обновлении.</w:t>
       </w:r>
       <w:r>
         <w:rPr>
@@ -7183,319 +7108,269 @@
       </w:r>
       <w:proofErr w:type="spellEnd"/>
       <w:r>
-        <w:t xml:space="preserve"> установлена связь «один-к</w:t>
+        <w:t xml:space="preserve"> установлена связь «один-ко-многим» (1:</w:t>
+      </w:r>
+      <w:r>
+        <w:rPr>
+          <w:lang w:val="en-US"/>
+        </w:rPr>
+        <w:t>M</w:t>
+      </w:r>
+      <w:r>
+        <w:t>)</w:t>
+      </w:r>
+      <w:r>
+        <w:t xml:space="preserve">. </w:t>
+      </w:r>
+      <w:r>
+        <w:t>Один пользователь может иметь множество событий в календаре</w:t>
+      </w:r>
+      <w:r>
+        <w:t xml:space="preserve"> или не иметь их вовсе</w:t>
+      </w:r>
+      <w:r>
+        <w:t xml:space="preserve">, но каждое событие </w:t>
+      </w:r>
+      <w:r>
+        <w:t xml:space="preserve">обязательно </w:t>
+      </w:r>
+      <w:r>
+        <w:t xml:space="preserve">принадлежит только одному пользователю. Эта связь </w:t>
+      </w:r>
+      <w:r>
+        <w:t xml:space="preserve">также </w:t>
+      </w:r>
+      <w:r>
+        <w:t xml:space="preserve">реализована через внешний ключ </w:t>
+      </w:r>
+      <w:proofErr w:type="spellStart"/>
+      <w:r>
+        <w:t>user_id</w:t>
+      </w:r>
+      <w:proofErr w:type="spellEnd"/>
+      <w:r>
+        <w:t xml:space="preserve"> в таблице </w:t>
+      </w:r>
+      <w:proofErr w:type="spellStart"/>
+      <w:r>
+        <w:t>events</w:t>
+      </w:r>
+      <w:proofErr w:type="spellEnd"/>
+      <w:r>
+        <w:t xml:space="preserve">, который ссылается на первичный ключ таблицы </w:t>
+      </w:r>
+      <w:proofErr w:type="spellStart"/>
+      <w:r>
+        <w:t>app_user</w:t>
+      </w:r>
+      <w:proofErr w:type="spellEnd"/>
+      <w:r>
+        <w:t>.</w:t>
+      </w:r>
+    </w:p>
+    <w:p>
+      <w:pPr>
+        <w:pStyle w:val="12"/>
+      </w:pPr>
+    </w:p>
+    <w:p>
+      <w:pPr>
+        <w:pStyle w:val="14"/>
+      </w:pPr>
+      <w:bookmarkStart w:id="25" w:name="_Toc231629507"/>
+      <w:r>
+        <w:t xml:space="preserve">2.4.3 </w:t>
+      </w:r>
+      <w:r>
+        <w:t>Клиентская часть приложения</w:t>
+      </w:r>
+      <w:bookmarkEnd w:id="25"/>
+    </w:p>
+    <w:p>
+      <w:pPr>
+        <w:pStyle w:val="12"/>
+      </w:pPr>
+    </w:p>
+    <w:p>
+      <w:pPr>
+        <w:pStyle w:val="12"/>
+      </w:pPr>
+      <w:r>
+        <w:t xml:space="preserve">Клиентская часть </w:t>
+      </w:r>
+      <w:r>
+        <w:t xml:space="preserve">мобильного </w:t>
+      </w:r>
+      <w:r>
+        <w:t>приложения организована в соответствии с архитектурным паттерном MVVM (Model-View-</w:t>
+      </w:r>
+      <w:proofErr w:type="spellStart"/>
+      <w:r>
+        <w:t>ViewModel</w:t>
+      </w:r>
+      <w:proofErr w:type="spellEnd"/>
+      <w:r>
+        <w:t xml:space="preserve">). Данный </w:t>
+      </w:r>
+      <w:r>
+        <w:t>подход</w:t>
+      </w:r>
+      <w:r>
+        <w:t xml:space="preserve"> обеспечивает чёткое разделение ответственности </w:t>
+      </w:r>
+      <w:r>
+        <w:t>между отображением интерфейса, бизнес-логикой и данными, что упрощает разработку, поддержку и тестирование кода.</w:t>
+      </w:r>
+    </w:p>
+    <w:p>
+      <w:pPr>
+        <w:pStyle w:val="12"/>
+      </w:pPr>
+      <w:r>
+        <w:t>Модели</w:t>
+      </w:r>
+      <w:r>
+        <w:t xml:space="preserve"> представляют собой классы, которые описывают структуру данных, получаемых с сервера или сохраняемых локально. Примеры моделей:</w:t>
+      </w:r>
+      <w:r>
+        <w:t xml:space="preserve"> </w:t>
+      </w:r>
+      <w:r>
+        <w:t>Event,</w:t>
+      </w:r>
+      <w:r>
+        <w:t xml:space="preserve"> </w:t>
+      </w:r>
+      <w:proofErr w:type="spellStart"/>
+      <w:r>
+        <w:t>PetProfile</w:t>
+      </w:r>
+      <w:proofErr w:type="spellEnd"/>
+      <w:r>
+        <w:t>. Модели не содержат бизнес-логики — их единственная задача заключа</w:t>
+      </w:r>
+      <w:r>
+        <w:t>етс</w:t>
+      </w:r>
+      <w:r>
+        <w:t>я в хранении данных</w:t>
+      </w:r>
+      <w:r>
+        <w:t>.</w:t>
+      </w:r>
+    </w:p>
+    <w:p>
+      <w:pPr>
+        <w:pStyle w:val="12"/>
+      </w:pPr>
+      <w:r>
+        <w:t>View</w:t>
+      </w:r>
+      <w:r>
+        <w:t>.</w:t>
+      </w:r>
+      <w:r>
+        <w:t xml:space="preserve"> </w:t>
+      </w:r>
+      <w:r>
+        <w:t>В</w:t>
+      </w:r>
+      <w:r>
+        <w:t xml:space="preserve"> данном приложении</w:t>
+      </w:r>
+      <w:r>
+        <w:t xml:space="preserve"> ими</w:t>
+      </w:r>
+      <w:r>
+        <w:t xml:space="preserve"> выступают </w:t>
+      </w:r>
+      <w:proofErr w:type="spellStart"/>
+      <w:r>
+        <w:t>Activity</w:t>
+      </w:r>
+      <w:proofErr w:type="spellEnd"/>
+      <w:r>
+        <w:t xml:space="preserve"> и </w:t>
+      </w:r>
+      <w:proofErr w:type="spellStart"/>
+      <w:r>
+        <w:t>Fragment</w:t>
+      </w:r>
+      <w:proofErr w:type="spellEnd"/>
+      <w:r>
+        <w:t xml:space="preserve">. Они отвечают только за </w:t>
+      </w:r>
+      <w:r>
+        <w:t>отрисовку</w:t>
+      </w:r>
+      <w:r>
+        <w:t xml:space="preserve"> пользовательского интерфейса и передачу действий пользователя</w:t>
+      </w:r>
+      <w:r>
+        <w:t xml:space="preserve"> </w:t>
+      </w:r>
+      <w:r>
+        <w:t>(нажатия кнопок, ввод текста)</w:t>
+      </w:r>
+      <w:r>
+        <w:t xml:space="preserve"> в</w:t>
       </w:r>
       <w:r>
         <w:t>о</w:t>
       </w:r>
       <w:r>
-        <w:t>-</w:t>
-      </w:r>
-      <w:r>
-        <w:t>многим</w:t>
-      </w:r>
-      <w:r>
-        <w:t>»</w:t>
-      </w:r>
-      <w:r>
-        <w:t xml:space="preserve"> (1:</w:t>
-      </w:r>
-      <w:r>
-        <w:rPr>
-          <w:lang w:val="en-US"/>
-        </w:rPr>
-        <w:t>M</w:t>
-      </w:r>
-      <w:r>
-        <w:t>)</w:t>
-      </w:r>
+        <w:t xml:space="preserve"> </w:t>
+      </w:r>
+      <w:proofErr w:type="spellStart"/>
+      <w:r>
+        <w:t>ViewModel</w:t>
+      </w:r>
+      <w:proofErr w:type="spellEnd"/>
       <w:r>
         <w:t xml:space="preserve">. </w:t>
       </w:r>
       <w:r>
-        <w:t>Один пользователь может иметь множество событий в календаре</w:t>
-      </w:r>
-      <w:r>
-        <w:t xml:space="preserve"> или не иметь их вовсе</w:t>
-      </w:r>
-      <w:r>
-        <w:t xml:space="preserve">, но каждое событие </w:t>
-      </w:r>
-      <w:r>
-        <w:t xml:space="preserve">обязательно </w:t>
-      </w:r>
-      <w:r>
-        <w:t xml:space="preserve">принадлежит только одному пользователю. Эта связь </w:t>
-      </w:r>
-      <w:r>
-        <w:t xml:space="preserve">также </w:t>
-      </w:r>
-      <w:r>
-        <w:t xml:space="preserve">реализована через внешний ключ </w:t>
-      </w:r>
+        <w:t>View не принимает решений и не содержит логики.</w:t>
+      </w:r>
+    </w:p>
+    <w:p>
+      <w:pPr>
+        <w:pStyle w:val="12"/>
+      </w:pPr>
       <w:proofErr w:type="spellStart"/>
       <w:r>
-        <w:t>user_id</w:t>
+        <w:lastRenderedPageBreak/>
+        <w:t>ViewModel</w:t>
       </w:r>
       <w:proofErr w:type="spellEnd"/>
       <w:r>
-        <w:t xml:space="preserve"> в таблице </w:t>
+        <w:t xml:space="preserve"> – связующее звено между</w:t>
+      </w:r>
+      <w:r>
+        <w:t xml:space="preserve"> компонентами</w:t>
+      </w:r>
+      <w:r>
+        <w:t xml:space="preserve"> View и Model.</w:t>
+      </w:r>
+      <w:r>
+        <w:t xml:space="preserve"> Оно х</w:t>
+      </w:r>
+      <w:r>
+        <w:t>ранит данные экрана, обрабатывает действия пользователя</w:t>
+      </w:r>
+      <w:r>
+        <w:t xml:space="preserve"> </w:t>
+      </w:r>
+      <w:r>
+        <w:t xml:space="preserve">и передаёт результаты обратно на экран через </w:t>
       </w:r>
       <w:proofErr w:type="spellStart"/>
       <w:r>
-        <w:t>events</w:t>
+        <w:t>LiveData</w:t>
       </w:r>
       <w:proofErr w:type="spellEnd"/>
       <w:r>
-        <w:t xml:space="preserve">, который ссылается на первичный ключ таблицы </w:t>
-      </w:r>
-      <w:proofErr w:type="spellStart"/>
-      <w:r>
-        <w:t>app_user</w:t>
-      </w:r>
-      <w:proofErr w:type="spellEnd"/>
-      <w:r>
         <w:t>.</w:t>
-      </w:r>
-    </w:p>
-    <w:p>
-      <w:pPr>
-        <w:pStyle w:val="12"/>
-      </w:pPr>
-    </w:p>
-    <w:p>
-      <w:pPr>
-        <w:pStyle w:val="14"/>
-      </w:pPr>
-      <w:bookmarkStart w:id="25" w:name="_Toc231629507"/>
-      <w:r>
-        <w:t xml:space="preserve">2.4.3 </w:t>
-      </w:r>
-      <w:r>
-        <w:t>Клиентская часть приложения</w:t>
-      </w:r>
-      <w:bookmarkEnd w:id="25"/>
-    </w:p>
-    <w:p>
-      <w:pPr>
-        <w:pStyle w:val="12"/>
-      </w:pPr>
-    </w:p>
-    <w:p>
-      <w:pPr>
-        <w:pStyle w:val="12"/>
-      </w:pPr>
-      <w:r>
-        <w:t>Клиентская часть приложения организована в соответствии с архитектурным паттерном MVVM (Model-View-</w:t>
-      </w:r>
-      <w:proofErr w:type="spellStart"/>
-      <w:r>
-        <w:t>ViewModel</w:t>
-      </w:r>
-      <w:proofErr w:type="spellEnd"/>
-      <w:r>
-        <w:t>). Данный паттерн обеспечивает чёткое разделение ответственности и упрощает тестирование кода.</w:t>
-      </w:r>
-    </w:p>
-    <w:p>
-      <w:pPr>
-        <w:pStyle w:val="12"/>
-      </w:pPr>
-      <w:r>
-        <w:t>Модели</w:t>
-      </w:r>
-      <w:r>
-        <w:t xml:space="preserve"> представляют собой классы, которые описывают структуру данных, получаемых с сервера или сохраняемых локально. Примеры моделей:</w:t>
-      </w:r>
-      <w:r>
-        <w:t xml:space="preserve"> </w:t>
-      </w:r>
-      <w:r>
-        <w:t>Event,</w:t>
-      </w:r>
-      <w:r>
-        <w:t xml:space="preserve"> </w:t>
-      </w:r>
-      <w:proofErr w:type="spellStart"/>
-      <w:r>
-        <w:t>PetProfile</w:t>
-      </w:r>
-      <w:proofErr w:type="spellEnd"/>
-      <w:r>
-        <w:t>. Модели не содержат бизнес-логики — их единственная задача заключа</w:t>
-      </w:r>
-      <w:r>
-        <w:t>етс</w:t>
-      </w:r>
-      <w:r>
-        <w:t>я в хранении данных</w:t>
-      </w:r>
-      <w:r>
-        <w:t>.</w:t>
-      </w:r>
-    </w:p>
-    <w:p>
-      <w:pPr>
-        <w:pStyle w:val="12"/>
-      </w:pPr>
-      <w:r>
-        <w:t>View</w:t>
-      </w:r>
-      <w:r>
-        <w:t>.</w:t>
-      </w:r>
-      <w:r>
-        <w:t xml:space="preserve"> </w:t>
-      </w:r>
-      <w:r>
-        <w:t>В</w:t>
-      </w:r>
-      <w:r>
-        <w:t xml:space="preserve"> данном приложении</w:t>
-      </w:r>
-      <w:r>
-        <w:t xml:space="preserve"> ими</w:t>
-      </w:r>
-      <w:r>
-        <w:t xml:space="preserve"> выступают </w:t>
-      </w:r>
-      <w:proofErr w:type="spellStart"/>
-      <w:r>
-        <w:t>Activity</w:t>
-      </w:r>
-      <w:proofErr w:type="spellEnd"/>
-      <w:r>
-        <w:t xml:space="preserve"> и </w:t>
-      </w:r>
-      <w:proofErr w:type="spellStart"/>
-      <w:r>
-        <w:t>Fragment</w:t>
-      </w:r>
-      <w:proofErr w:type="spellEnd"/>
-      <w:r>
-        <w:t>. Они отвечают только за отображение пользовательского интерфейса и передачу действий пользователя в</w:t>
-      </w:r>
-      <w:r>
-        <w:t>о</w:t>
-      </w:r>
-      <w:r>
-        <w:t xml:space="preserve"> </w:t>
-      </w:r>
-      <w:proofErr w:type="spellStart"/>
-      <w:r>
-        <w:t>ViewModel</w:t>
-      </w:r>
-      <w:proofErr w:type="spellEnd"/>
-      <w:r>
-        <w:t xml:space="preserve">. </w:t>
-      </w:r>
-      <w:r>
-        <w:t>View не принимает решений и не содержит логики.</w:t>
-      </w:r>
-    </w:p>
-    <w:p>
-      <w:pPr>
-        <w:pStyle w:val="12"/>
-      </w:pPr>
-      <w:proofErr w:type="spellStart"/>
-      <w:r>
-        <w:t>ViewModel</w:t>
-      </w:r>
-      <w:proofErr w:type="spellEnd"/>
-      <w:r>
-        <w:t xml:space="preserve"> – связующее звено между View и Model.</w:t>
-      </w:r>
-      <w:r>
-        <w:t xml:space="preserve"> Оно х</w:t>
-      </w:r>
-      <w:r>
-        <w:t xml:space="preserve">ранит данные </w:t>
-      </w:r>
-      <w:r>
-        <w:lastRenderedPageBreak/>
-        <w:t xml:space="preserve">экрана, обрабатывает действия пользователя (нажатия кнопок, ввод текста) и передаёт результаты обратно на экран через </w:t>
-      </w:r>
-      <w:proofErr w:type="spellStart"/>
-      <w:r>
-        <w:t>LiveData</w:t>
-      </w:r>
-      <w:proofErr w:type="spellEnd"/>
-      <w:r>
-        <w:t>.</w:t>
-      </w:r>
-    </w:p>
-    <w:p>
-      <w:pPr>
-        <w:pStyle w:val="12"/>
-        <w:rPr>
-          <w:color w:val="C00000"/>
-        </w:rPr>
-      </w:pPr>
-      <w:r>
-        <w:t>Репозитории</w:t>
-      </w:r>
-      <w:r>
-        <w:t xml:space="preserve"> – посредник</w:t>
-      </w:r>
-      <w:r>
-        <w:t>и</w:t>
-      </w:r>
-      <w:r>
-        <w:t xml:space="preserve"> между </w:t>
-      </w:r>
-      <w:proofErr w:type="spellStart"/>
-      <w:r>
-        <w:t>ViewModel</w:t>
-      </w:r>
-      <w:proofErr w:type="spellEnd"/>
-      <w:r>
-        <w:t xml:space="preserve"> и источниками данных</w:t>
-      </w:r>
-      <w:r>
-        <w:t>. Они и</w:t>
-      </w:r>
-      <w:r>
-        <w:t>нкапсулиру</w:t>
-      </w:r>
-      <w:r>
-        <w:t>ю</w:t>
-      </w:r>
-      <w:r>
-        <w:t>т логику выбора источника: например</w:t>
-      </w:r>
-      <w:r>
-        <w:rPr>
-          <w:color w:val="auto"/>
-        </w:rPr>
-        <w:t xml:space="preserve">, если пользователь находится в гостевом режиме, репозиторий берёт данные из </w:t>
-      </w:r>
-      <w:proofErr w:type="spellStart"/>
-      <w:r>
-        <w:rPr>
-          <w:color w:val="auto"/>
-        </w:rPr>
-        <w:t>SharedPreferences</w:t>
-      </w:r>
-      <w:proofErr w:type="spellEnd"/>
-      <w:r>
-        <w:rPr>
-          <w:color w:val="auto"/>
-        </w:rPr>
-        <w:t xml:space="preserve">, а если пользователь авторизован — отправляет сетевой запрос. Это позволяет </w:t>
-      </w:r>
-      <w:proofErr w:type="spellStart"/>
-      <w:r>
-        <w:rPr>
-          <w:color w:val="auto"/>
-        </w:rPr>
-        <w:t>ViewModel</w:t>
-      </w:r>
-      <w:proofErr w:type="spellEnd"/>
-      <w:r>
-        <w:rPr>
-          <w:color w:val="auto"/>
-        </w:rPr>
-        <w:t xml:space="preserve"> не знать о деталях получения данных и легко подменять источники при необходимости.</w:t>
       </w:r>
     </w:p>
     <w:p>
@@ -7702,17 +7577,7 @@
       </w:r>
       <w:proofErr w:type="spellEnd"/>
       <w:r>
-        <w:t xml:space="preserve">) — это наглядное </w:t>
-      </w:r>
-      <w:r>
-        <w:lastRenderedPageBreak/>
-        <w:t>представление совокупности различных элементов модели системы, показывающее, как и в каком порядке они взаимодействуют между собой во времени</w:t>
-      </w:r>
-      <w:r>
-        <w:t xml:space="preserve"> [9]</w:t>
-      </w:r>
-      <w:r>
-        <w:t>.</w:t>
+        <w:t>) — это наглядное представление совокупности различных элементов модели системы, показывающее, как и в каком порядке они взаимодействуют между собой во времени [9].</w:t>
       </w:r>
     </w:p>
     <w:p>
@@ -7943,10 +7808,7 @@
         <w:pStyle w:val="12"/>
       </w:pPr>
       <w:r>
-        <w:t>В разработанном приложении реализована архитектура аутентификации на основе технологии JWT</w:t>
-      </w:r>
-      <w:r>
-        <w:t xml:space="preserve"> </w:t>
+        <w:t xml:space="preserve">В разработанном приложении реализована архитектура аутентификации на основе технологии JWT </w:t>
       </w:r>
       <w:r>
         <w:t xml:space="preserve">(JSON Web </w:t>
@@ -8190,6 +8052,9 @@
         <w:jc w:val="center"/>
       </w:pPr>
       <w:r>
+        <w:rPr>
+          <w:noProof/>
+        </w:rPr>
         <w:lastRenderedPageBreak/>
         <w:drawing>
           <wp:inline distT="0" distB="0" distL="0" distR="0" wp14:anchorId="3CB376B3" wp14:editId="63F383F6">
@@ -8353,6 +8218,7 @@
       </w:pPr>
       <w:r>
         <w:rPr>
+          <w:noProof/>
           <w:lang w:val="en-US"/>
         </w:rPr>
         <w:drawing>
@@ -8432,10 +8298,7 @@
         <w:jc w:val="left"/>
       </w:pPr>
       <w:r>
-        <w:t>Модуль</w:t>
-      </w:r>
-      <w:r>
-        <w:t xml:space="preserve"> </w:t>
+        <w:t xml:space="preserve">Модуль </w:t>
       </w:r>
       <w:r>
         <w:t xml:space="preserve">«События» </w:t>
@@ -8505,6 +8368,7 @@
       </w:pPr>
       <w:r>
         <w:rPr>
+          <w:noProof/>
           <w:lang w:val="en-US"/>
         </w:rPr>
         <w:lastRenderedPageBreak/>
@@ -8568,13 +8432,7 @@
         <w:t xml:space="preserve"> модуля </w:t>
       </w:r>
       <w:r>
-        <w:t>«</w:t>
-      </w:r>
-      <w:r>
-        <w:t>События</w:t>
-      </w:r>
-      <w:r>
-        <w:t>»</w:t>
+        <w:t>«События»</w:t>
       </w:r>
     </w:p>
     <w:p>
@@ -9560,13 +9418,7 @@
         <w:t>3.3.</w:t>
       </w:r>
       <w:r>
-        <w:t xml:space="preserve">4 </w:t>
-      </w:r>
-      <w:r>
-        <w:t xml:space="preserve">Экран </w:t>
-      </w:r>
-      <w:r>
-        <w:t>управления событиями</w:t>
+        <w:t>4 Экран управления событиями</w:t>
       </w:r>
       <w:bookmarkEnd w:id="32"/>
     </w:p>
@@ -9673,7 +9525,7 @@
           <w:noProof/>
         </w:rPr>
         <w:drawing>
-          <wp:inline distT="0" distB="0" distL="0" distR="0" wp14:anchorId="258A5B64" wp14:editId="47E0CD44">
+          <wp:inline distT="0" distB="0" distL="0" distR="0" wp14:anchorId="258A5B64" wp14:editId="64555261">
             <wp:extent cx="2171700" cy="4769622"/>
             <wp:effectExtent l="0" t="0" r="0" b="0"/>
             <wp:docPr id="20" name="Рисунок 20" descr="Изображение выглядит как текст, снимок экрана, программное обеспечение, число&#10;&#10;Автоматически созданное описание"/>
@@ -9874,9 +9726,6 @@
     <w:p>
       <w:pPr>
         <w:pStyle w:val="12"/>
-        <w:rPr>
-          <w:lang w:val="en-US"/>
-        </w:rPr>
       </w:pPr>
       <w:r>
         <w:t xml:space="preserve">При сохранении события вызывается </w:t>
@@ -9995,9 +9844,6 @@
         <w:t>1</w:t>
       </w:r>
       <w:r>
-        <w:rPr>
-          <w:lang w:val="en-US"/>
-        </w:rPr>
         <w:t>2</w:t>
       </w:r>
       <w:r>
@@ -10025,13 +9871,7 @@
         <w:t>3.3.</w:t>
       </w:r>
       <w:r>
-        <w:t>5</w:t>
-      </w:r>
-      <w:r>
-        <w:t xml:space="preserve"> Экран </w:t>
-      </w:r>
-      <w:r>
-        <w:t>карты</w:t>
+        <w:t>5 Экран карты</w:t>
       </w:r>
       <w:bookmarkEnd w:id="33"/>
     </w:p>
@@ -10220,10 +10060,7 @@
         <w:t>Демонстрация экрана</w:t>
       </w:r>
       <w:r>
-        <w:t xml:space="preserve"> </w:t>
-      </w:r>
-      <w:r>
-        <w:t>карты с результатами поиска, а также окно с отображением информации об объекте</w:t>
+        <w:t xml:space="preserve"> карты с результатами поиска, а также окно с отображением информации об объекте</w:t>
       </w:r>
       <w:r>
         <w:t xml:space="preserve"> представлен</w:t>
@@ -10320,7 +10157,7 @@
           <w:noProof/>
         </w:rPr>
         <w:drawing>
-          <wp:inline distT="0" distB="0" distL="0" distR="0" wp14:anchorId="56FAF27D" wp14:editId="314C9608">
+          <wp:inline distT="0" distB="0" distL="0" distR="0" wp14:anchorId="56FAF27D" wp14:editId="5086F441">
             <wp:extent cx="1960284" cy="4305300"/>
             <wp:effectExtent l="0" t="0" r="9525" b="0"/>
             <wp:docPr id="13" name="Рисунок 13" descr="Изображение выглядит как текст, снимок экрана, Шрифт, число&#10;&#10;Автоматически созданное описание"/>
@@ -10399,13 +10236,7 @@
         <w:t>а –</w:t>
       </w:r>
       <w:r>
-        <w:t xml:space="preserve"> экран</w:t>
-      </w:r>
-      <w:r>
-        <w:t xml:space="preserve"> карты</w:t>
-      </w:r>
-      <w:r>
-        <w:t xml:space="preserve">, </w:t>
+        <w:t xml:space="preserve"> экран карты, </w:t>
       </w:r>
       <w:r>
         <w:t xml:space="preserve">б – </w:t>
@@ -10467,13 +10298,7 @@
         <w:t>3.3.</w:t>
       </w:r>
       <w:r>
-        <w:t>6</w:t>
-      </w:r>
-      <w:r>
-        <w:t xml:space="preserve"> </w:t>
-      </w:r>
-      <w:r>
-        <w:t>Панели навигации</w:t>
+        <w:t>6 Панели навигации</w:t>
       </w:r>
       <w:bookmarkEnd w:id="34"/>
     </w:p>
@@ -10978,10 +10803,7 @@
         </w:rPr>
       </w:pPr>
       <w:r>
-        <w:t xml:space="preserve">Что такое </w:t>
-      </w:r>
-      <w:r>
-        <w:t xml:space="preserve">формат </w:t>
+        <w:t xml:space="preserve">Что такое формат </w:t>
       </w:r>
       <w:r>
         <w:rPr>
@@ -11007,10 +10829,7 @@
         <w:t xml:space="preserve"> электронный //</w:t>
       </w:r>
       <w:r>
-        <w:t xml:space="preserve"> </w:t>
-      </w:r>
-      <w:r>
-        <w:t>Яндекс Практикум</w:t>
+        <w:t xml:space="preserve"> Яндекс Практикум</w:t>
       </w:r>
       <w:r>
         <w:t>: [сайт]. – 202</w:t>
@@ -11119,10 +10938,7 @@
         <w:t>Использование диаграммы вариантов использования UML при проектировании программного обеспечения</w:t>
       </w:r>
       <w:r>
-        <w:t xml:space="preserve"> </w:t>
-      </w:r>
-      <w:r>
-        <w:t xml:space="preserve">// </w:t>
+        <w:t xml:space="preserve"> // </w:t>
       </w:r>
       <w:proofErr w:type="spellStart"/>
       <w:proofErr w:type="gramStart"/>
@@ -11141,22 +10957,13 @@
         <w:t>сайт</w:t>
       </w:r>
       <w:r>
-        <w:t xml:space="preserve">]. – </w:t>
-      </w:r>
-      <w:r>
-        <w:t>2021</w:t>
+        <w:t>]. – 2021</w:t>
       </w:r>
       <w:r>
         <w:t xml:space="preserve">. – URL: </w:t>
       </w:r>
       <w:r>
-        <w:t>https://habr.com/ru/articles/566218/</w:t>
-      </w:r>
-      <w:r>
-        <w:t xml:space="preserve"> (</w:t>
-      </w:r>
-      <w:r>
-        <w:t>03.06.2026).</w:t>
+        <w:t>https://habr.com/ru/articles/566218/ (03.06.2026).</w:t>
       </w:r>
     </w:p>
     <w:p>
@@ -11231,10 +11038,7 @@
         <w:t>1</w:t>
       </w:r>
       <w:r>
-        <w:t>.06.2026</w:t>
-      </w:r>
-      <w:r>
-        <w:t>).</w:t>
+        <w:t>.06.2026).</w:t>
       </w:r>
     </w:p>
     <w:p>
@@ -11267,10 +11071,7 @@
         <w:t xml:space="preserve"> Media: [сайт]. – 2024. – URL: https://blog.skillfactory.ru/glossary/postgresql/ (дата обращения</w:t>
       </w:r>
       <w:r>
-        <w:t xml:space="preserve"> </w:t>
-      </w:r>
-      <w:r>
-        <w:t>0</w:t>
+        <w:t xml:space="preserve"> 0</w:t>
       </w:r>
       <w:r>
         <w:t>1</w:t>
@@ -11447,25 +11248,7 @@
       </w:r>
       <w:proofErr w:type="spellEnd"/>
       <w:r>
-        <w:t xml:space="preserve"> : [сайт]. – 2025. – URL: https://jwt.io/introduction (дата обращения: </w:t>
-      </w:r>
-      <w:r>
-        <w:t>03</w:t>
-      </w:r>
-      <w:r>
-        <w:t>.0</w:t>
-      </w:r>
-      <w:r>
-        <w:t>6</w:t>
-      </w:r>
-      <w:r>
-        <w:t>.202</w:t>
-      </w:r>
-      <w:r>
-        <w:t>6</w:t>
-      </w:r>
-      <w:r>
-        <w:t>).</w:t>
+        <w:t xml:space="preserve"> : [сайт]. – 2025. – URL: https://jwt.io/introduction (дата обращения: 03.06.2026).</w:t>
       </w:r>
     </w:p>
     <w:p>
@@ -11494,10 +11277,7 @@
         <w:t>https://habr.com/ru/companies/docdoc/articles/880476/</w:t>
       </w:r>
       <w:r>
-        <w:t xml:space="preserve"> </w:t>
-      </w:r>
-      <w:r>
-        <w:t>(дата обращения: 0</w:t>
+        <w:t xml:space="preserve"> (дата обращения: 0</w:t>
       </w:r>
       <w:r>
         <w:t>1</w:t>

--- a/documentation/Курсовая petDiary.docx
+++ b/documentation/Курсовая petDiary.docx
@@ -173,7 +173,6 @@
         </w:rPr>
         <w:t>Разработка мобильного приложения для владельцев домашних питомцев «</w:t>
       </w:r>
-      <w:proofErr w:type="spellStart"/>
       <w:r>
         <w:rPr>
           <w:iCs/>
@@ -184,7 +183,6 @@
         </w:rPr>
         <w:t>PetDiary</w:t>
       </w:r>
-      <w:proofErr w:type="spellEnd"/>
       <w:r>
         <w:rPr>
           <w:iCs/>
@@ -3483,9 +3481,6 @@
         </w:rPr>
       </w:pPr>
       <w:r>
-        <w:br w:type="page"/>
-      </w:r>
-      <w:r>
         <w:rPr>
           <w:szCs w:val="28"/>
         </w:rPr>
@@ -3978,7 +3973,11 @@
         <w:pStyle w:val="12"/>
       </w:pPr>
       <w:r>
-        <w:t xml:space="preserve">По данным исследований аналитического центра ВЦИОМ от 26 ноября 2025 </w:t>
+        <w:t xml:space="preserve">По данным исследований аналитического центра ВЦИОМ от 26 ноября </w:t>
+      </w:r>
+      <w:bookmarkStart w:id="8" w:name="_Hlk231952452"/>
+      <w:r>
+        <w:t xml:space="preserve">2025 </w:t>
       </w:r>
       <w:r>
         <w:t>года 70%</w:t>
@@ -3987,7 +3986,11 @@
         <w:t xml:space="preserve"> </w:t>
       </w:r>
       <w:r>
-        <w:t>россиян имеют одного или нескольких домашних питомцев.</w:t>
+        <w:t>россиян имеют одного или нескольких домашних питомцев</w:t>
+      </w:r>
+      <w:bookmarkEnd w:id="8"/>
+      <w:r>
+        <w:t>.</w:t>
       </w:r>
       <w:r>
         <w:t xml:space="preserve"> </w:t>
@@ -4121,23 +4124,46 @@
       </w:r>
       <w:proofErr w:type="spellStart"/>
       <w:r>
-        <w:t>зоо</w:t>
+        <w:t>зооуслуг</w:t>
       </w:r>
       <w:proofErr w:type="spellEnd"/>
       <w:r>
-        <w:t>-услуг на карте.</w:t>
-      </w:r>
-    </w:p>
-    <w:p>
-      <w:pPr>
-        <w:pStyle w:val="12"/>
-      </w:pPr>
-      <w:r>
-        <w:t xml:space="preserve">Таким образом, разработка мобильного приложения для организации напоминаний о ключевых событиях в жизни питомца и быстрого поиска </w:t>
-      </w:r>
+        <w:t xml:space="preserve"> на карте.</w:t>
+      </w:r>
+    </w:p>
+    <w:p>
+      <w:pPr>
+        <w:pStyle w:val="12"/>
+      </w:pPr>
+      <w:r>
+        <w:t xml:space="preserve">Таким образом, разработка мобильного приложения для организации </w:t>
+      </w:r>
+    </w:p>
+    <w:p>
+      <w:pPr>
+        <w:widowControl/>
+        <w:suppressAutoHyphens w:val="0"/>
+        <w:spacing w:after="160" w:line="259" w:lineRule="auto"/>
+        <w:rPr>
+          <w:rFonts w:ascii="Times New Roman" w:eastAsia="Times New Roman" w:hAnsi="Times New Roman" w:cs="Times New Roman"/>
+          <w:color w:val="181818"/>
+          <w:sz w:val="28"/>
+          <w:szCs w:val="24"/>
+          <w:lang w:eastAsia="ru-RU"/>
+        </w:rPr>
+      </w:pPr>
+      <w:r>
+        <w:br w:type="page"/>
+      </w:r>
+    </w:p>
+    <w:p>
+      <w:pPr>
+        <w:pStyle w:val="12"/>
+        <w:ind w:firstLine="0"/>
+      </w:pPr>
       <w:r>
         <w:lastRenderedPageBreak/>
-        <w:t xml:space="preserve">профильных услуг является значимым и актуальным направлением в </w:t>
+        <w:t xml:space="preserve">напоминаний о ключевых событиях в жизни питомца и быстрого поиска профильных услуг является значимым и актуальным направлением в </w:t>
       </w:r>
       <w:r>
         <w:t>сфере</w:t>
@@ -4273,14 +4299,14 @@
       <w:pPr>
         <w:pStyle w:val="14"/>
       </w:pPr>
-      <w:bookmarkStart w:id="8" w:name="_Toc231435303"/>
-      <w:bookmarkStart w:id="9" w:name="_Toc231629493"/>
+      <w:bookmarkStart w:id="9" w:name="_Toc231435303"/>
+      <w:bookmarkStart w:id="10" w:name="_Toc231629493"/>
       <w:r>
         <w:lastRenderedPageBreak/>
         <w:t>1 Предметная область и существующие решения</w:t>
       </w:r>
-      <w:bookmarkEnd w:id="8"/>
       <w:bookmarkEnd w:id="9"/>
+      <w:bookmarkEnd w:id="10"/>
     </w:p>
     <w:p>
       <w:pPr>
@@ -4291,11 +4317,11 @@
       <w:pPr>
         <w:pStyle w:val="14"/>
       </w:pPr>
-      <w:bookmarkStart w:id="10" w:name="_Toc231629494"/>
+      <w:bookmarkStart w:id="11" w:name="_Toc231629494"/>
       <w:r>
         <w:t>1.1 Описание предметной области и актуальности</w:t>
       </w:r>
-      <w:bookmarkEnd w:id="10"/>
+      <w:bookmarkEnd w:id="11"/>
     </w:p>
     <w:p>
       <w:pPr>
@@ -4369,7 +4395,7 @@
         <w:spacing w:before="0" w:line="360" w:lineRule="auto"/>
         <w:ind w:right="0"/>
       </w:pPr>
-      <w:bookmarkStart w:id="11" w:name="_Toc231629495"/>
+      <w:bookmarkStart w:id="12" w:name="_Toc231629495"/>
       <w:r>
         <w:t>1.</w:t>
       </w:r>
@@ -4382,7 +4408,7 @@
       <w:r>
         <w:t>Обзор аналогов</w:t>
       </w:r>
-      <w:bookmarkEnd w:id="11"/>
+      <w:bookmarkEnd w:id="12"/>
       <w:r>
         <w:t xml:space="preserve"> </w:t>
       </w:r>
@@ -4431,13 +4457,20 @@
     </w:p>
     <w:p>
       <w:pPr>
-        <w:pStyle w:val="12"/>
-      </w:pPr>
-    </w:p>
-    <w:p>
-      <w:pPr>
-        <w:pStyle w:val="12"/>
-      </w:pPr>
+        <w:widowControl/>
+        <w:suppressAutoHyphens w:val="0"/>
+        <w:spacing w:after="160" w:line="259" w:lineRule="auto"/>
+        <w:rPr>
+          <w:rFonts w:ascii="Times New Roman" w:eastAsia="Times New Roman" w:hAnsi="Times New Roman" w:cs="Times New Roman"/>
+          <w:color w:val="181818"/>
+          <w:sz w:val="28"/>
+          <w:szCs w:val="24"/>
+          <w:lang w:eastAsia="ru-RU"/>
+        </w:rPr>
+      </w:pPr>
+      <w:r>
+        <w:br w:type="page"/>
+      </w:r>
     </w:p>
     <w:p>
       <w:pPr>
@@ -4501,7 +4534,7 @@
       <w:pPr>
         <w:pStyle w:val="14"/>
       </w:pPr>
-      <w:bookmarkStart w:id="12" w:name="_Toc231629496"/>
+      <w:bookmarkStart w:id="13" w:name="_Toc231629496"/>
       <w:r>
         <w:t xml:space="preserve">1.3.1 </w:t>
       </w:r>
@@ -4509,7 +4542,7 @@
       <w:r>
         <w:t>DogNote</w:t>
       </w:r>
-      <w:bookmarkEnd w:id="12"/>
+      <w:bookmarkEnd w:id="13"/>
       <w:proofErr w:type="spellEnd"/>
     </w:p>
     <w:p>
@@ -4651,7 +4684,7 @@
         <w:spacing w:before="0" w:line="360" w:lineRule="auto"/>
         <w:ind w:right="0"/>
       </w:pPr>
-      <w:bookmarkStart w:id="13" w:name="_Toc231629497"/>
+      <w:bookmarkStart w:id="14" w:name="_Toc231629497"/>
       <w:r>
         <w:t>1.3.</w:t>
       </w:r>
@@ -4661,7 +4694,7 @@
       <w:r>
         <w:t>Дневник питомца</w:t>
       </w:r>
-      <w:bookmarkEnd w:id="13"/>
+      <w:bookmarkEnd w:id="14"/>
     </w:p>
     <w:p>
       <w:pPr>
@@ -4675,7 +4708,10 @@
         <w:pStyle w:val="12"/>
       </w:pPr>
       <w:r>
-        <w:t>Мобильное приложение </w:t>
+        <w:t>Мобильное приложение</w:t>
+      </w:r>
+      <w:r>
+        <w:t xml:space="preserve"> </w:t>
       </w:r>
       <w:r>
         <w:rPr>
@@ -4707,7 +4743,10 @@
         <w:t xml:space="preserve"> </w:t>
       </w:r>
       <w:r>
-        <w:t xml:space="preserve"> Приложение распространяется по модели </w:t>
+        <w:t xml:space="preserve"> </w:t>
+      </w:r>
+      <w:r>
+        <w:t xml:space="preserve">Приложение распространяется по модели </w:t>
       </w:r>
       <w:proofErr w:type="spellStart"/>
       <w:r>
@@ -4819,7 +4858,7 @@
       <w:pPr>
         <w:pStyle w:val="14"/>
       </w:pPr>
-      <w:bookmarkStart w:id="14" w:name="_Toc231629498"/>
+      <w:bookmarkStart w:id="15" w:name="_Toc231629498"/>
       <w:r>
         <w:t>1.3.</w:t>
       </w:r>
@@ -4829,15 +4868,10 @@
       <w:r>
         <w:t xml:space="preserve"> </w:t>
       </w:r>
-      <w:proofErr w:type="spellStart"/>
-      <w:r>
-        <w:t>АйЛапки</w:t>
-      </w:r>
-      <w:proofErr w:type="spellEnd"/>
-      <w:r>
-        <w:t>! Дневник питомца</w:t>
-      </w:r>
-      <w:bookmarkEnd w:id="14"/>
+      <w:r>
+        <w:t>АйЛапки! Дневник питомца</w:t>
+      </w:r>
+      <w:bookmarkEnd w:id="15"/>
     </w:p>
     <w:p>
       <w:pPr>
@@ -4849,13 +4883,8 @@
         <w:pStyle w:val="12"/>
       </w:pPr>
       <w:r>
-        <w:t>Приложение «</w:t>
-      </w:r>
-      <w:proofErr w:type="spellStart"/>
-      <w:r>
-        <w:t>АйЛапки</w:t>
-      </w:r>
-      <w:proofErr w:type="spellEnd"/>
+        <w:t>Приложение «АйЛапки</w:t>
+      </w:r>
       <w:r>
         <w:rPr>
           <w:rFonts w:ascii="Segoe UI" w:eastAsia="Courier New" w:hAnsi="Segoe UI" w:cs="Segoe UI"/>
@@ -4980,15 +5009,7 @@
         <w:t xml:space="preserve">Мобильное приложение </w:t>
       </w:r>
       <w:r>
-        <w:t>«</w:t>
-      </w:r>
-      <w:proofErr w:type="spellStart"/>
-      <w:r>
-        <w:t>АйЛапки</w:t>
-      </w:r>
-      <w:proofErr w:type="spellEnd"/>
-      <w:r>
-        <w:t>!» подойдёт пользователям, которые хотят делиться фотографиями питомца и участвовать в сообществе, но оно не является полноценным инструментом планирования и поиска услуг.</w:t>
+        <w:t>«АйЛапки!» подойдёт пользователям, которые хотят делиться фотографиями питомца и участвовать в сообществе, но оно не является полноценным инструментом планирования и поиска услуг.</w:t>
       </w:r>
     </w:p>
     <w:p>
@@ -5005,11 +5026,11 @@
       <w:pPr>
         <w:pStyle w:val="14"/>
       </w:pPr>
-      <w:bookmarkStart w:id="15" w:name="_Toc231629499"/>
+      <w:bookmarkStart w:id="16" w:name="_Toc231629499"/>
       <w:r>
         <w:t>1.3.5 Результат сравнения анализа</w:t>
       </w:r>
-      <w:bookmarkEnd w:id="15"/>
+      <w:bookmarkEnd w:id="16"/>
     </w:p>
     <w:p>
       <w:pPr>
@@ -5038,6 +5059,7 @@
     <w:p>
       <w:pPr>
         <w:pStyle w:val="12"/>
+        <w:ind w:firstLine="0"/>
       </w:pPr>
       <w:r>
         <w:t>Таблица 1 - обзор аналогов</w:t>
@@ -5046,21 +5068,21 @@
     <w:tbl>
       <w:tblPr>
         <w:tblStyle w:val="affa"/>
+        <w:tblpPr w:leftFromText="180" w:rightFromText="180" w:vertAnchor="text" w:horzAnchor="margin" w:tblpXSpec="center" w:tblpY="212"/>
         <w:tblW w:w="10206" w:type="dxa"/>
-        <w:tblInd w:w="-572" w:type="dxa"/>
         <w:tblLook w:val="04A0" w:firstRow="1" w:lastRow="0" w:firstColumn="1" w:lastColumn="0" w:noHBand="0" w:noVBand="1"/>
       </w:tblPr>
       <w:tblGrid>
-        <w:gridCol w:w="2440"/>
-        <w:gridCol w:w="1869"/>
-        <w:gridCol w:w="1869"/>
-        <w:gridCol w:w="1869"/>
-        <w:gridCol w:w="2159"/>
+        <w:gridCol w:w="3119"/>
+        <w:gridCol w:w="1701"/>
+        <w:gridCol w:w="2410"/>
+        <w:gridCol w:w="1417"/>
+        <w:gridCol w:w="1559"/>
       </w:tblGrid>
       <w:tr>
         <w:tc>
           <w:tcPr>
-            <w:tcW w:w="2440" w:type="dxa"/>
+            <w:tcW w:w="3119" w:type="dxa"/>
           </w:tcPr>
           <w:p>
             <w:pPr>
@@ -5068,11 +5090,14 @@
               <w:shd w:val="clear" w:color="auto" w:fill="auto"/>
               <w:ind w:firstLine="0"/>
             </w:pPr>
+            <w:r>
+              <w:t>Критерий</w:t>
+            </w:r>
           </w:p>
         </w:tc>
         <w:tc>
           <w:tcPr>
-            <w:tcW w:w="1869" w:type="dxa"/>
+            <w:tcW w:w="1701" w:type="dxa"/>
           </w:tcPr>
           <w:p>
             <w:pPr>
@@ -5082,13 +5107,16 @@
               <w:jc w:val="center"/>
             </w:pPr>
             <w:r>
-              <w:t>Профиль питомца</w:t>
+              <w:rPr>
+                <w:lang w:val="en-US"/>
+              </w:rPr>
+              <w:t>DogNote</w:t>
             </w:r>
           </w:p>
         </w:tc>
         <w:tc>
           <w:tcPr>
-            <w:tcW w:w="1869" w:type="dxa"/>
+            <w:tcW w:w="2410" w:type="dxa"/>
           </w:tcPr>
           <w:p>
             <w:pPr>
@@ -5097,13 +5125,13 @@
               <w:ind w:firstLine="0"/>
             </w:pPr>
             <w:r>
-              <w:t>Календарь событий</w:t>
+              <w:t>Дневник питомца</w:t>
             </w:r>
           </w:p>
         </w:tc>
         <w:tc>
           <w:tcPr>
-            <w:tcW w:w="1869" w:type="dxa"/>
+            <w:tcW w:w="1417" w:type="dxa"/>
           </w:tcPr>
           <w:p>
             <w:pPr>
@@ -5112,13 +5140,13 @@
               <w:ind w:firstLine="0"/>
             </w:pPr>
             <w:r>
-              <w:t>Офлайн-режим</w:t>
+              <w:t>АйЛапки!</w:t>
             </w:r>
           </w:p>
         </w:tc>
         <w:tc>
           <w:tcPr>
-            <w:tcW w:w="2159" w:type="dxa"/>
+            <w:tcW w:w="1559" w:type="dxa"/>
           </w:tcPr>
           <w:p>
             <w:pPr>
@@ -5127,7 +5155,10 @@
               <w:ind w:firstLine="0"/>
             </w:pPr>
             <w:r>
-              <w:t>Поиск клиник на карте</w:t>
+              <w:rPr>
+                <w:lang w:val="en-US"/>
+              </w:rPr>
+              <w:t>PetDiary</w:t>
             </w:r>
           </w:p>
         </w:tc>
@@ -5135,7 +5166,7 @@
       <w:tr>
         <w:tc>
           <w:tcPr>
-            <w:tcW w:w="2440" w:type="dxa"/>
+            <w:tcW w:w="3119" w:type="dxa"/>
           </w:tcPr>
           <w:p>
             <w:pPr>
@@ -5146,19 +5177,14 @@
                 <w:lang w:val="en-US"/>
               </w:rPr>
             </w:pPr>
-            <w:proofErr w:type="spellStart"/>
             <w:r>
-              <w:rPr>
-                <w:lang w:val="en-US"/>
-              </w:rPr>
-              <w:t>DogNote</w:t>
+              <w:t>Профиль питомца</w:t>
             </w:r>
-            <w:proofErr w:type="spellEnd"/>
           </w:p>
         </w:tc>
         <w:tc>
           <w:tcPr>
-            <w:tcW w:w="1869" w:type="dxa"/>
+            <w:tcW w:w="1701" w:type="dxa"/>
           </w:tcPr>
           <w:p>
             <w:pPr>
@@ -5180,7 +5206,7 @@
         </w:tc>
         <w:tc>
           <w:tcPr>
-            <w:tcW w:w="1869" w:type="dxa"/>
+            <w:tcW w:w="2410" w:type="dxa"/>
           </w:tcPr>
           <w:p>
             <w:pPr>
@@ -5202,7 +5228,7 @@
         </w:tc>
         <w:tc>
           <w:tcPr>
-            <w:tcW w:w="1869" w:type="dxa"/>
+            <w:tcW w:w="1417" w:type="dxa"/>
           </w:tcPr>
           <w:p>
             <w:pPr>
@@ -5212,13 +5238,13 @@
               <w:jc w:val="center"/>
             </w:pPr>
             <w:r>
-              <w:t>–</w:t>
+              <w:t>+</w:t>
             </w:r>
           </w:p>
         </w:tc>
         <w:tc>
           <w:tcPr>
-            <w:tcW w:w="2159" w:type="dxa"/>
+            <w:tcW w:w="1559" w:type="dxa"/>
           </w:tcPr>
           <w:p>
             <w:pPr>
@@ -5228,7 +5254,7 @@
               <w:jc w:val="center"/>
             </w:pPr>
             <w:r>
-              <w:t>–</w:t>
+              <w:t>+</w:t>
             </w:r>
           </w:p>
         </w:tc>
@@ -5236,7 +5262,7 @@
       <w:tr>
         <w:tc>
           <w:tcPr>
-            <w:tcW w:w="2440" w:type="dxa"/>
+            <w:tcW w:w="3119" w:type="dxa"/>
           </w:tcPr>
           <w:p>
             <w:pPr>
@@ -5245,13 +5271,13 @@
               <w:ind w:firstLine="0"/>
             </w:pPr>
             <w:r>
-              <w:t>Дневник питомца</w:t>
+              <w:t>Календарь событий</w:t>
             </w:r>
           </w:p>
         </w:tc>
         <w:tc>
           <w:tcPr>
-            <w:tcW w:w="1869" w:type="dxa"/>
+            <w:tcW w:w="1701" w:type="dxa"/>
           </w:tcPr>
           <w:p>
             <w:pPr>
@@ -5273,7 +5299,7 @@
         </w:tc>
         <w:tc>
           <w:tcPr>
-            <w:tcW w:w="1869" w:type="dxa"/>
+            <w:tcW w:w="2410" w:type="dxa"/>
           </w:tcPr>
           <w:p>
             <w:pPr>
@@ -5295,7 +5321,7 @@
         </w:tc>
         <w:tc>
           <w:tcPr>
-            <w:tcW w:w="1869" w:type="dxa"/>
+            <w:tcW w:w="1417" w:type="dxa"/>
           </w:tcPr>
           <w:p>
             <w:pPr>
@@ -5317,7 +5343,40 @@
         </w:tc>
         <w:tc>
           <w:tcPr>
-            <w:tcW w:w="2159" w:type="dxa"/>
+            <w:tcW w:w="1559" w:type="dxa"/>
+          </w:tcPr>
+          <w:p>
+            <w:pPr>
+              <w:pStyle w:val="12"/>
+              <w:shd w:val="clear" w:color="auto" w:fill="auto"/>
+              <w:ind w:firstLine="0"/>
+              <w:jc w:val="center"/>
+            </w:pPr>
+            <w:r>
+              <w:t>+</w:t>
+            </w:r>
+          </w:p>
+        </w:tc>
+      </w:tr>
+      <w:tr>
+        <w:tc>
+          <w:tcPr>
+            <w:tcW w:w="3119" w:type="dxa"/>
+          </w:tcPr>
+          <w:p>
+            <w:pPr>
+              <w:pStyle w:val="12"/>
+              <w:shd w:val="clear" w:color="auto" w:fill="auto"/>
+              <w:ind w:firstLine="0"/>
+            </w:pPr>
+            <w:r>
+              <w:t>Офлайн-режим</w:t>
+            </w:r>
+          </w:p>
+        </w:tc>
+        <w:tc>
+          <w:tcPr>
+            <w:tcW w:w="1701" w:type="dxa"/>
           </w:tcPr>
           <w:p>
             <w:pPr>
@@ -5331,31 +5390,9 @@
             </w:r>
           </w:p>
         </w:tc>
-      </w:tr>
-      <w:tr>
         <w:tc>
           <w:tcPr>
-            <w:tcW w:w="2440" w:type="dxa"/>
-          </w:tcPr>
-          <w:p>
-            <w:pPr>
-              <w:pStyle w:val="12"/>
-              <w:shd w:val="clear" w:color="auto" w:fill="auto"/>
-              <w:ind w:firstLine="0"/>
-            </w:pPr>
-            <w:proofErr w:type="spellStart"/>
-            <w:r>
-              <w:t>АйЛапки</w:t>
-            </w:r>
-            <w:proofErr w:type="spellEnd"/>
-            <w:r>
-              <w:t>!</w:t>
-            </w:r>
-          </w:p>
-        </w:tc>
-        <w:tc>
-          <w:tcPr>
-            <w:tcW w:w="1869" w:type="dxa"/>
+            <w:tcW w:w="2410" w:type="dxa"/>
           </w:tcPr>
           <w:p>
             <w:pPr>
@@ -5377,7 +5414,7 @@
         </w:tc>
         <w:tc>
           <w:tcPr>
-            <w:tcW w:w="1869" w:type="dxa"/>
+            <w:tcW w:w="1417" w:type="dxa"/>
           </w:tcPr>
           <w:p>
             <w:pPr>
@@ -5399,7 +5436,7 @@
         </w:tc>
         <w:tc>
           <w:tcPr>
-            <w:tcW w:w="1869" w:type="dxa"/>
+            <w:tcW w:w="1559" w:type="dxa"/>
           </w:tcPr>
           <w:p>
             <w:pPr>
@@ -5407,21 +5444,32 @@
               <w:shd w:val="clear" w:color="auto" w:fill="auto"/>
               <w:ind w:firstLine="0"/>
               <w:jc w:val="center"/>
-              <w:rPr>
-                <w:lang w:val="en-US"/>
-              </w:rPr>
             </w:pPr>
             <w:r>
-              <w:rPr>
-                <w:lang w:val="en-US"/>
-              </w:rPr>
               <w:t>+</w:t>
+            </w:r>
+          </w:p>
+        </w:tc>
+      </w:tr>
+      <w:tr>
+        <w:tc>
+          <w:tcPr>
+            <w:tcW w:w="3119" w:type="dxa"/>
+          </w:tcPr>
+          <w:p>
+            <w:pPr>
+              <w:pStyle w:val="12"/>
+              <w:shd w:val="clear" w:color="auto" w:fill="auto"/>
+              <w:ind w:firstLine="0"/>
+            </w:pPr>
+            <w:r>
+              <w:t>Поиск клиник на карте</w:t>
             </w:r>
           </w:p>
         </w:tc>
         <w:tc>
           <w:tcPr>
-            <w:tcW w:w="2159" w:type="dxa"/>
+            <w:tcW w:w="1701" w:type="dxa"/>
           </w:tcPr>
           <w:p>
             <w:pPr>
@@ -5435,34 +5483,9 @@
             </w:r>
           </w:p>
         </w:tc>
-      </w:tr>
-      <w:tr>
         <w:tc>
           <w:tcPr>
-            <w:tcW w:w="2440" w:type="dxa"/>
-          </w:tcPr>
-          <w:p>
-            <w:pPr>
-              <w:pStyle w:val="12"/>
-              <w:shd w:val="clear" w:color="auto" w:fill="auto"/>
-              <w:ind w:firstLine="0"/>
-              <w:rPr>
-                <w:lang w:val="en-US"/>
-              </w:rPr>
-            </w:pPr>
-            <w:proofErr w:type="spellStart"/>
-            <w:r>
-              <w:rPr>
-                <w:lang w:val="en-US"/>
-              </w:rPr>
-              <w:t>PetDiary</w:t>
-            </w:r>
-            <w:proofErr w:type="spellEnd"/>
-          </w:p>
-        </w:tc>
-        <w:tc>
-          <w:tcPr>
-            <w:tcW w:w="1869" w:type="dxa"/>
+            <w:tcW w:w="2410" w:type="dxa"/>
           </w:tcPr>
           <w:p>
             <w:pPr>
@@ -5470,21 +5493,16 @@
               <w:shd w:val="clear" w:color="auto" w:fill="auto"/>
               <w:ind w:firstLine="0"/>
               <w:jc w:val="center"/>
-              <w:rPr>
-                <w:lang w:val="en-US"/>
-              </w:rPr>
             </w:pPr>
             <w:r>
-              <w:rPr>
-                <w:lang w:val="en-US"/>
-              </w:rPr>
-              <w:t>+</w:t>
+              <w:softHyphen/>
+              <w:t>–</w:t>
             </w:r>
           </w:p>
         </w:tc>
         <w:tc>
           <w:tcPr>
-            <w:tcW w:w="1869" w:type="dxa"/>
+            <w:tcW w:w="1417" w:type="dxa"/>
           </w:tcPr>
           <w:p>
             <w:pPr>
@@ -5492,43 +5510,15 @@
               <w:shd w:val="clear" w:color="auto" w:fill="auto"/>
               <w:ind w:firstLine="0"/>
               <w:jc w:val="center"/>
-              <w:rPr>
-                <w:lang w:val="en-US"/>
-              </w:rPr>
             </w:pPr>
             <w:r>
-              <w:rPr>
-                <w:lang w:val="en-US"/>
-              </w:rPr>
-              <w:t>+</w:t>
+              <w:t>–</w:t>
             </w:r>
           </w:p>
         </w:tc>
         <w:tc>
           <w:tcPr>
-            <w:tcW w:w="1869" w:type="dxa"/>
-          </w:tcPr>
-          <w:p>
-            <w:pPr>
-              <w:pStyle w:val="12"/>
-              <w:shd w:val="clear" w:color="auto" w:fill="auto"/>
-              <w:ind w:firstLine="0"/>
-              <w:jc w:val="center"/>
-              <w:rPr>
-                <w:lang w:val="en-US"/>
-              </w:rPr>
-            </w:pPr>
-            <w:r>
-              <w:rPr>
-                <w:lang w:val="en-US"/>
-              </w:rPr>
-              <w:t>+</w:t>
-            </w:r>
-          </w:p>
-        </w:tc>
-        <w:tc>
-          <w:tcPr>
-            <w:tcW w:w="2159" w:type="dxa"/>
+            <w:tcW w:w="1559" w:type="dxa"/>
           </w:tcPr>
           <w:p>
             <w:pPr>
@@ -5576,12 +5566,14 @@
       <w:pPr>
         <w:pStyle w:val="12"/>
       </w:pPr>
-      <w:r>
-        <w:t xml:space="preserve">Приложение не имеет прямых аналогов, которые сочетали бы </w:t>
-      </w:r>
+    </w:p>
+    <w:p>
+      <w:pPr>
+        <w:pStyle w:val="12"/>
+      </w:pPr>
       <w:r>
         <w:lastRenderedPageBreak/>
-        <w:t xml:space="preserve">одновременно: </w:t>
+        <w:t xml:space="preserve">Приложение не имеет прямых аналогов, которые сочетали бы одновременно: </w:t>
       </w:r>
     </w:p>
     <w:p>
@@ -5699,8 +5691,8 @@
           <w:szCs w:val="28"/>
         </w:rPr>
       </w:pPr>
-      <w:bookmarkStart w:id="16" w:name="_Toc231435304"/>
-      <w:bookmarkStart w:id="17" w:name="_Toc231629500"/>
+      <w:bookmarkStart w:id="17" w:name="_Toc231435304"/>
+      <w:bookmarkStart w:id="18" w:name="_Toc231629500"/>
       <w:r>
         <w:rPr>
           <w:rStyle w:val="af1"/>
@@ -5710,8 +5702,8 @@
         <w:lastRenderedPageBreak/>
         <w:t>Проектирование системы</w:t>
       </w:r>
-      <w:bookmarkEnd w:id="16"/>
       <w:bookmarkEnd w:id="17"/>
+      <w:bookmarkEnd w:id="18"/>
     </w:p>
     <w:p>
       <w:pPr>
@@ -5731,7 +5723,7 @@
           <w:rFonts w:eastAsia="Calibri"/>
         </w:rPr>
       </w:pPr>
-      <w:bookmarkStart w:id="18" w:name="_Toc231629501"/>
+      <w:bookmarkStart w:id="19" w:name="_Toc231629501"/>
       <w:r>
         <w:rPr>
           <w:rStyle w:val="af1"/>
@@ -5747,7 +5739,7 @@
         </w:rPr>
         <w:t>Функциональные требования</w:t>
       </w:r>
-      <w:bookmarkEnd w:id="18"/>
+      <w:bookmarkEnd w:id="19"/>
     </w:p>
     <w:p>
       <w:pPr>
@@ -6036,45 +6028,26 @@
         <w:pStyle w:val="a2"/>
       </w:pPr>
       <w:r>
-        <w:t xml:space="preserve">Система напоминаний. Система должна автоматически планировать локальные уведомления о предстоящих событиях за 15 минут до наступления события. Уведомления должны отображаться даже при закрытом приложении. При нажатии на уведомление должно происходить открытие приложения с переходом к соответствующему событию. Система </w:t>
-      </w:r>
-      <w:r>
-        <w:lastRenderedPageBreak/>
-        <w:t>должна отменять уведомления для выполненных или удалённых событий.</w:t>
-      </w:r>
-    </w:p>
-    <w:p>
-      <w:pPr>
-        <w:pStyle w:val="a2"/>
-      </w:pPr>
-      <w:r>
-        <w:t>Интеграция с картографическим сервисом. Система должна предоставлять интерактивную карту с отображением текущего местоположения пользователя. Предусмотрена возможность поиска ветеринарных клиник и зоомагазинов поблизости с фильтрацией по категориям. При выборе места на карте система должна отображать информацию</w:t>
-      </w:r>
-      <w:r>
-        <w:t xml:space="preserve"> о месте</w:t>
-      </w:r>
-      <w:r>
-        <w:t>: название, адрес,</w:t>
-      </w:r>
-      <w:r>
-        <w:t xml:space="preserve"> ссылку на место в </w:t>
-      </w:r>
-      <w:r>
-        <w:t>приложени</w:t>
-      </w:r>
-      <w:r>
-        <w:t>и</w:t>
-      </w:r>
-      <w:r>
-        <w:t xml:space="preserve"> </w:t>
-      </w:r>
-      <w:proofErr w:type="spellStart"/>
-      <w:r>
-        <w:t>Яндекс.Карты</w:t>
-      </w:r>
-      <w:proofErr w:type="spellEnd"/>
-      <w:r>
-        <w:t>.</w:t>
+        <w:t xml:space="preserve">Система напоминаний. Система должна автоматически планировать локальные уведомления о предстоящих событиях за 15 минут до наступления события. Уведомления должны отображаться даже при закрытом приложении. При нажатии на уведомление должно происходить </w:t>
+      </w:r>
+    </w:p>
+    <w:p>
+      <w:pPr>
+        <w:widowControl/>
+        <w:suppressAutoHyphens w:val="0"/>
+        <w:spacing w:after="160" w:line="259" w:lineRule="auto"/>
+        <w:rPr>
+          <w:rFonts w:ascii="Times New Roman" w:eastAsia="Times New Roman" w:hAnsi="Times New Roman" w:cs="Times New Roman"/>
+          <w:iCs/>
+          <w:color w:val="181818"/>
+          <w:sz w:val="28"/>
+          <w:szCs w:val="24"/>
+          <w:shd w:val="clear" w:color="auto" w:fill="FFFFFF"/>
+          <w:lang w:eastAsia="ru-RU"/>
+        </w:rPr>
+      </w:pPr>
+      <w:r>
+        <w:br w:type="page"/>
       </w:r>
     </w:p>
     <w:p>
@@ -6084,6 +6057,54 @@
           <w:ilvl w:val="0"/>
           <w:numId w:val="0"/>
         </w:numPr>
+        <w:ind w:left="142"/>
+      </w:pPr>
+      <w:r>
+        <w:lastRenderedPageBreak/>
+        <w:t>открытие приложения с переходом к соответствующему событию. Система должна отменять уведомления для выполненных или удалённых событий.</w:t>
+      </w:r>
+    </w:p>
+    <w:p>
+      <w:pPr>
+        <w:pStyle w:val="a2"/>
+      </w:pPr>
+      <w:r>
+        <w:t>Интеграция с картографическим сервисом. Система должна предоставлять интерактивную карту с отображением текущего местоположения пользователя. Предусмотрена возможность поиска ветеринарных клиник и зоомагазинов поблизости с фильтрацией по категориям. При выборе места на карте система должна отображать информацию</w:t>
+      </w:r>
+      <w:r>
+        <w:t xml:space="preserve"> о месте</w:t>
+      </w:r>
+      <w:r>
+        <w:t>: название, адрес,</w:t>
+      </w:r>
+      <w:r>
+        <w:t xml:space="preserve"> ссылку на место в </w:t>
+      </w:r>
+      <w:r>
+        <w:t>приложени</w:t>
+      </w:r>
+      <w:r>
+        <w:t>и</w:t>
+      </w:r>
+      <w:r>
+        <w:t xml:space="preserve"> </w:t>
+      </w:r>
+      <w:proofErr w:type="spellStart"/>
+      <w:r>
+        <w:t>Яндекс.Карты</w:t>
+      </w:r>
+      <w:proofErr w:type="spellEnd"/>
+      <w:r>
+        <w:t>.</w:t>
+      </w:r>
+    </w:p>
+    <w:p>
+      <w:pPr>
+        <w:pStyle w:val="a2"/>
+        <w:numPr>
+          <w:ilvl w:val="0"/>
+          <w:numId w:val="0"/>
+        </w:numPr>
       </w:pPr>
     </w:p>
     <w:p>
@@ -6093,7 +6114,7 @@
           <w:rFonts w:eastAsia="Calibri"/>
         </w:rPr>
       </w:pPr>
-      <w:bookmarkStart w:id="19" w:name="_Toc231629502"/>
+      <w:bookmarkStart w:id="20" w:name="_Toc231629502"/>
       <w:r>
         <w:rPr>
           <w:rStyle w:val="af1"/>
@@ -6127,7 +6148,7 @@
         </w:rPr>
         <w:t>Нефункциональные требования</w:t>
       </w:r>
-      <w:bookmarkEnd w:id="19"/>
+      <w:bookmarkEnd w:id="20"/>
     </w:p>
     <w:p>
       <w:pPr>
@@ -6149,14 +6170,12 @@
       <w:r>
         <w:t>приложения «</w:t>
       </w:r>
-      <w:proofErr w:type="spellStart"/>
       <w:r>
         <w:rPr>
           <w:lang w:val="en-US"/>
         </w:rPr>
         <w:t>PetDiary</w:t>
       </w:r>
-      <w:proofErr w:type="spellEnd"/>
       <w:r>
         <w:t>» были сформулированы следующие требования:</w:t>
       </w:r>
@@ -6234,8 +6253,8 @@
       <w:pPr>
         <w:pStyle w:val="14"/>
       </w:pPr>
-      <w:bookmarkStart w:id="20" w:name="_Toc231435306"/>
-      <w:bookmarkStart w:id="21" w:name="_Toc231629503"/>
+      <w:bookmarkStart w:id="21" w:name="_Toc231435306"/>
+      <w:bookmarkStart w:id="22" w:name="_Toc231629503"/>
       <w:r>
         <w:t>2.</w:t>
       </w:r>
@@ -6245,11 +6264,11 @@
       <w:r>
         <w:t xml:space="preserve"> </w:t>
       </w:r>
-      <w:bookmarkEnd w:id="20"/>
+      <w:bookmarkEnd w:id="21"/>
       <w:r>
         <w:t>Требование к системе</w:t>
       </w:r>
-      <w:bookmarkEnd w:id="21"/>
+      <w:bookmarkEnd w:id="22"/>
     </w:p>
     <w:p>
       <w:pPr>
@@ -6269,14 +6288,11 @@
         <w:pStyle w:val="a2"/>
       </w:pPr>
       <w:r>
+        <w:lastRenderedPageBreak/>
         <w:t>я</w:t>
       </w:r>
       <w:r>
-        <w:t>зык программирования Java – строго типизированный объектно-</w:t>
-      </w:r>
-      <w:r>
-        <w:lastRenderedPageBreak/>
-        <w:t>ориентированный язык программирования общего назначения [</w:t>
+        <w:t>зык программирования Java – строго типизированный объектно-ориентированный язык программирования общего назначения [</w:t>
       </w:r>
       <w:r>
         <w:t>5</w:t>
@@ -6551,15 +6567,26 @@
     </w:p>
     <w:p>
       <w:pPr>
-        <w:pStyle w:val="12"/>
-        <w:ind w:firstLine="0"/>
-      </w:pPr>
+        <w:widowControl/>
+        <w:suppressAutoHyphens w:val="0"/>
+        <w:spacing w:after="160" w:line="259" w:lineRule="auto"/>
+        <w:rPr>
+          <w:rFonts w:ascii="Times New Roman" w:eastAsia="Times New Roman" w:hAnsi="Times New Roman" w:cs="Times New Roman"/>
+          <w:color w:val="181818"/>
+          <w:sz w:val="28"/>
+          <w:szCs w:val="24"/>
+          <w:lang w:eastAsia="ru-RU"/>
+        </w:rPr>
+      </w:pPr>
+      <w:r>
+        <w:br w:type="page"/>
+      </w:r>
     </w:p>
     <w:p>
       <w:pPr>
         <w:pStyle w:val="14"/>
       </w:pPr>
-      <w:bookmarkStart w:id="22" w:name="_Toc231629504"/>
+      <w:bookmarkStart w:id="23" w:name="_Toc231629504"/>
       <w:r>
         <w:lastRenderedPageBreak/>
         <w:t xml:space="preserve">2.4 </w:t>
@@ -6567,7 +6594,7 @@
       <w:r>
         <w:t>Архитектура разрабатываемой системы</w:t>
       </w:r>
-      <w:bookmarkEnd w:id="22"/>
+      <w:bookmarkEnd w:id="23"/>
     </w:p>
     <w:p>
       <w:pPr>
@@ -6582,14 +6609,14 @@
       <w:pPr>
         <w:pStyle w:val="14"/>
       </w:pPr>
-      <w:bookmarkStart w:id="23" w:name="_Toc231629505"/>
+      <w:bookmarkStart w:id="24" w:name="_Toc231629505"/>
       <w:r>
         <w:t xml:space="preserve">2.4.1 </w:t>
       </w:r>
       <w:r>
         <w:t>Серверная часть приложения</w:t>
       </w:r>
-      <w:bookmarkEnd w:id="23"/>
+      <w:bookmarkEnd w:id="24"/>
     </w:p>
     <w:p>
       <w:pPr>
@@ -6800,14 +6827,14 @@
       <w:pPr>
         <w:pStyle w:val="14"/>
       </w:pPr>
-      <w:bookmarkStart w:id="24" w:name="_Toc231629506"/>
+      <w:bookmarkStart w:id="25" w:name="_Toc231629506"/>
       <w:r>
         <w:t xml:space="preserve">2.4.2 </w:t>
       </w:r>
       <w:r>
         <w:t>База данных</w:t>
       </w:r>
-      <w:bookmarkEnd w:id="24"/>
+      <w:bookmarkEnd w:id="25"/>
       <w:r>
         <w:t xml:space="preserve"> </w:t>
       </w:r>
@@ -7177,14 +7204,14 @@
       <w:pPr>
         <w:pStyle w:val="14"/>
       </w:pPr>
-      <w:bookmarkStart w:id="25" w:name="_Toc231629507"/>
+      <w:bookmarkStart w:id="26" w:name="_Toc231629507"/>
       <w:r>
         <w:t xml:space="preserve">2.4.3 </w:t>
       </w:r>
       <w:r>
         <w:t>Клиентская часть приложения</w:t>
       </w:r>
-      <w:bookmarkEnd w:id="25"/>
+      <w:bookmarkEnd w:id="26"/>
     </w:p>
     <w:p>
       <w:pPr>
@@ -7401,7 +7428,7 @@
         <w:spacing w:before="0" w:line="360" w:lineRule="auto"/>
         <w:ind w:right="0"/>
       </w:pPr>
-      <w:bookmarkStart w:id="26" w:name="_Toc231629508"/>
+      <w:bookmarkStart w:id="27" w:name="_Toc231629508"/>
       <w:r>
         <w:t>2.</w:t>
       </w:r>
@@ -7411,7 +7438,7 @@
       <w:r>
         <w:t>.4 Взаимодействие клиент-сервер</w:t>
       </w:r>
-      <w:bookmarkEnd w:id="26"/>
+      <w:bookmarkEnd w:id="27"/>
     </w:p>
     <w:p>
       <w:pPr>
@@ -7760,12 +7787,12 @@
           <w:numId w:val="9"/>
         </w:numPr>
       </w:pPr>
-      <w:bookmarkStart w:id="27" w:name="_Toc231629509"/>
+      <w:bookmarkStart w:id="28" w:name="_Toc231629509"/>
       <w:r>
         <w:lastRenderedPageBreak/>
         <w:t>Реализация разрабатываемой системы</w:t>
       </w:r>
-      <w:bookmarkEnd w:id="27"/>
+      <w:bookmarkEnd w:id="28"/>
       <w:r>
         <w:t xml:space="preserve"> </w:t>
       </w:r>
@@ -7780,11 +7807,11 @@
       <w:pPr>
         <w:pStyle w:val="14"/>
       </w:pPr>
-      <w:bookmarkStart w:id="28" w:name="_Toc231629510"/>
+      <w:bookmarkStart w:id="29" w:name="_Toc231629510"/>
       <w:r>
         <w:t>3.1 Серверная часть приложения</w:t>
       </w:r>
-      <w:bookmarkEnd w:id="28"/>
+      <w:bookmarkEnd w:id="29"/>
     </w:p>
     <w:p>
       <w:pPr>
@@ -8462,11 +8489,11 @@
       <w:pPr>
         <w:pStyle w:val="14"/>
       </w:pPr>
-      <w:bookmarkStart w:id="29" w:name="_Toc231629511"/>
+      <w:bookmarkStart w:id="30" w:name="_Toc231629511"/>
       <w:r>
         <w:t>3.2 Клиентская часть приложения</w:t>
       </w:r>
-      <w:bookmarkEnd w:id="29"/>
+      <w:bookmarkEnd w:id="30"/>
       <w:r>
         <w:t xml:space="preserve"> </w:t>
       </w:r>
@@ -8484,7 +8511,7 @@
           <w:numId w:val="9"/>
         </w:numPr>
       </w:pPr>
-      <w:bookmarkStart w:id="30" w:name="_Toc231629512"/>
+      <w:bookmarkStart w:id="31" w:name="_Toc231629512"/>
       <w:r>
         <w:t>Экран</w:t>
       </w:r>
@@ -8494,7 +8521,7 @@
       <w:r>
         <w:t xml:space="preserve"> авторизации</w:t>
       </w:r>
-      <w:bookmarkEnd w:id="30"/>
+      <w:bookmarkEnd w:id="31"/>
     </w:p>
     <w:p>
       <w:pPr>
@@ -9113,7 +9140,7 @@
       <w:pPr>
         <w:pStyle w:val="14"/>
       </w:pPr>
-      <w:bookmarkStart w:id="31" w:name="_Toc231629513"/>
+      <w:bookmarkStart w:id="32" w:name="_Toc231629513"/>
       <w:r>
         <w:lastRenderedPageBreak/>
         <w:t xml:space="preserve">3.3.3 </w:t>
@@ -9121,7 +9148,7 @@
       <w:r>
         <w:t>Экран профиля питомца</w:t>
       </w:r>
-      <w:bookmarkEnd w:id="31"/>
+      <w:bookmarkEnd w:id="32"/>
     </w:p>
     <w:p>
       <w:pPr>
@@ -9413,14 +9440,14 @@
       <w:pPr>
         <w:pStyle w:val="14"/>
       </w:pPr>
-      <w:bookmarkStart w:id="32" w:name="_Toc231629514"/>
+      <w:bookmarkStart w:id="33" w:name="_Toc231629514"/>
       <w:r>
         <w:t>3.3.</w:t>
       </w:r>
       <w:r>
         <w:t>4 Экран управления событиями</w:t>
       </w:r>
-      <w:bookmarkEnd w:id="32"/>
+      <w:bookmarkEnd w:id="33"/>
     </w:p>
     <w:p>
       <w:pPr>
@@ -9525,7 +9552,7 @@
           <w:noProof/>
         </w:rPr>
         <w:drawing>
-          <wp:inline distT="0" distB="0" distL="0" distR="0" wp14:anchorId="258A5B64" wp14:editId="64555261">
+          <wp:inline distT="0" distB="0" distL="0" distR="0" wp14:anchorId="258A5B64" wp14:editId="2A81A458">
             <wp:extent cx="2171700" cy="4769622"/>
             <wp:effectExtent l="0" t="0" r="0" b="0"/>
             <wp:docPr id="20" name="Рисунок 20" descr="Изображение выглядит как текст, снимок экрана, программное обеспечение, число&#10;&#10;Автоматически созданное описание"/>
@@ -9865,7 +9892,7 @@
       <w:pPr>
         <w:pStyle w:val="14"/>
       </w:pPr>
-      <w:bookmarkStart w:id="33" w:name="_Toc231629515"/>
+      <w:bookmarkStart w:id="34" w:name="_Toc231629515"/>
       <w:r>
         <w:lastRenderedPageBreak/>
         <w:t>3.3.</w:t>
@@ -9873,7 +9900,7 @@
       <w:r>
         <w:t>5 Экран карты</w:t>
       </w:r>
-      <w:bookmarkEnd w:id="33"/>
+      <w:bookmarkEnd w:id="34"/>
     </w:p>
     <w:p>
       <w:pPr>
@@ -10157,7 +10184,7 @@
           <w:noProof/>
         </w:rPr>
         <w:drawing>
-          <wp:inline distT="0" distB="0" distL="0" distR="0" wp14:anchorId="56FAF27D" wp14:editId="5086F441">
+          <wp:inline distT="0" distB="0" distL="0" distR="0" wp14:anchorId="56FAF27D" wp14:editId="4A40942F">
             <wp:extent cx="1960284" cy="4305300"/>
             <wp:effectExtent l="0" t="0" r="9525" b="0"/>
             <wp:docPr id="13" name="Рисунок 13" descr="Изображение выглядит как текст, снимок экрана, Шрифт, число&#10;&#10;Автоматически созданное описание"/>
@@ -10293,14 +10320,14 @@
         <w:spacing w:before="0" w:line="360" w:lineRule="auto"/>
         <w:ind w:right="0"/>
       </w:pPr>
-      <w:bookmarkStart w:id="34" w:name="_Toc231629516"/>
+      <w:bookmarkStart w:id="35" w:name="_Toc231629516"/>
       <w:r>
         <w:t>3.3.</w:t>
       </w:r>
       <w:r>
         <w:t>6 Панели навигации</w:t>
       </w:r>
-      <w:bookmarkEnd w:id="34"/>
+      <w:bookmarkEnd w:id="35"/>
     </w:p>
     <w:p>
       <w:pPr>
@@ -10474,16 +10501,16 @@
         <w:pStyle w:val="af4"/>
         <w:spacing w:line="360" w:lineRule="auto"/>
       </w:pPr>
-      <w:bookmarkStart w:id="35" w:name="_Toc199203773"/>
-      <w:bookmarkStart w:id="36" w:name="_Toc231435307"/>
-      <w:bookmarkStart w:id="37" w:name="_Toc231629517"/>
+      <w:bookmarkStart w:id="36" w:name="_Toc199203773"/>
+      <w:bookmarkStart w:id="37" w:name="_Toc231435307"/>
+      <w:bookmarkStart w:id="38" w:name="_Toc231629517"/>
       <w:r>
         <w:lastRenderedPageBreak/>
         <w:t>ЗАКЛЮЧЕНИЕ</w:t>
       </w:r>
-      <w:bookmarkEnd w:id="35"/>
       <w:bookmarkEnd w:id="36"/>
       <w:bookmarkEnd w:id="37"/>
+      <w:bookmarkEnd w:id="38"/>
     </w:p>
     <w:p>
       <w:pPr>
@@ -10733,16 +10760,16 @@
         <w:pStyle w:val="af4"/>
         <w:spacing w:line="360" w:lineRule="auto"/>
       </w:pPr>
-      <w:bookmarkStart w:id="38" w:name="_Toc199203774"/>
-      <w:bookmarkStart w:id="39" w:name="_Toc231435308"/>
-      <w:bookmarkStart w:id="40" w:name="_Toc231629518"/>
+      <w:bookmarkStart w:id="39" w:name="_Toc199203774"/>
+      <w:bookmarkStart w:id="40" w:name="_Toc231435308"/>
+      <w:bookmarkStart w:id="41" w:name="_Toc231629518"/>
       <w:r>
         <w:lastRenderedPageBreak/>
         <w:t>СПИСОК ИСПОЛЬЗОВАННЫХ ИСТОЧНИКОВ</w:t>
       </w:r>
-      <w:bookmarkEnd w:id="38"/>
       <w:bookmarkEnd w:id="39"/>
       <w:bookmarkEnd w:id="40"/>
+      <w:bookmarkEnd w:id="41"/>
     </w:p>
     <w:p>
       <w:pPr>
@@ -15653,6 +15680,7 @@
   <w:style w:type="character" w:default="1" w:styleId="a4">
     <w:name w:val="Default Paragraph Font"/>
     <w:uiPriority w:val="1"/>
+    <w:semiHidden/>
     <w:unhideWhenUsed/>
   </w:style>
   <w:style w:type="table" w:default="1" w:styleId="a5">
